--- a/docs/beginner-guides/chapters/28 Nexora public website.docx
+++ b/docs/beginner-guides/chapters/28 Nexora public website.docx
@@ -22,7 +22,7 @@
     <w:p>
       <w:pPr/>
       <w:r>
-        <w:t>Source snapshot 13 October 2026 at 17:12 UTC</w:t>
+        <w:t>Source snapshot 14 October 2026 at 06:41 UTC</w:t>
       </w:r>
     </w:p>
     <w:p>
@@ -350,7 +350,7 @@
               <w:pStyle w:val="TableBody"/>
             </w:pPr>
             <w:r>
-              <w:t>S0219 ContentPublic.cs</w:t>
+              <w:t>S0220 ContentPublic.cs</w:t>
             </w:r>
           </w:p>
         </w:tc>
@@ -415,7 +415,7 @@
               <w:pStyle w:val="TableBody"/>
             </w:pPr>
             <w:r>
-              <w:t>S0216 ContentEntities.cs</w:t>
+              <w:t>S0217 ContentEntities.cs</w:t>
             </w:r>
           </w:p>
         </w:tc>
@@ -478,7 +478,7 @@
         <w:rPr>
           <w:b/>
         </w:rPr>
-        <w:t>Server S0219</w:t>
+        <w:t>Server S0220</w:t>
       </w:r>
     </w:p>
     <w:p>
@@ -501,7 +501,7 @@
         <w:rPr>
           <w:b/>
         </w:rPr>
-        <w:t>Data S0216</w:t>
+        <w:t>Data S0217</w:t>
       </w:r>
     </w:p>
     <w:p>
@@ -658,7 +658,7 @@
         <w:keepNext/>
       </w:pPr>
       <w:r>
-        <w:t>Source reference S0219 backend/src/Modules/Nexora.Modules.Content/ContentPublic.cs</w:t>
+        <w:t>Source reference S0220 backend/src/Modules/Nexora.Modules.Content/ContentPublic.cs</w:t>
       </w:r>
     </w:p>
     <w:p>
@@ -693,7 +693,7 @@
         <w:keepNext/>
       </w:pPr>
       <w:r>
-        <w:t>Source reference S0216 backend/src/Modules/Nexora.Modules.Content/ContentEntities.cs</w:t>
+        <w:t>Source reference S0217 backend/src/Modules/Nexora.Modules.Content/ContentEntities.cs</w:t>
       </w:r>
     </w:p>
     <w:p>
